--- a/data/revised_2026-10_full/outputs/v2/Chemistry/SS1.3_The_Periodic_Table/Chemistry_The_Periodic_Table_SummaryTable.docx
+++ b/data/revised_2026-10_full/outputs/v2/Chemistry/SS1.3_The_Periodic_Table/Chemistry_The_Periodic_Table_SummaryTable.docx
@@ -2156,7 +2156,7 @@
         </w:rPr>
         <w:t xml:space="preserve">© 2026 SeaVuria and ARES. This work is licensed under a </w:t>
       </w:r>
-      <w:hyperlink w:history="1" r:id="rIdeajnr_1xsdce_tjoprnsk">
+      <w:hyperlink w:history="1" r:id="rIdt5riyxmbmdpsbg_vleqxd">
         <w:r>
           <w:rPr>
             <w:rFonts w:ascii="Arial" w:cs="Arial" w:eastAsia="Arial" w:hAnsi="Arial"/>
@@ -2176,7 +2176,7 @@
         </w:rPr>
         <w:t xml:space="preserve"> (</w:t>
       </w:r>
-      <w:hyperlink w:history="1" r:id="rIdp5wfnqrgs0fhs40robgby">
+      <w:hyperlink w:history="1" r:id="rIdz69_onkhkssxggq72ydon">
         <w:r>
           <w:rPr>
             <w:rFonts w:ascii="Arial" w:cs="Arial" w:eastAsia="Arial" w:hAnsi="Arial"/>
@@ -2196,7 +2196,7 @@
         </w:rPr>
         <w:t xml:space="preserve">). To view a copy of this license, visit </w:t>
       </w:r>
-      <w:hyperlink w:history="1" r:id="rIdnizwh1tk5vdyf8fiqadv6">
+      <w:hyperlink w:history="1" r:id="rIdywpt2tl6mhmqxaa64beng">
         <w:r>
           <w:rPr>
             <w:rFonts w:ascii="Arial" w:cs="Arial" w:eastAsia="Arial" w:hAnsi="Arial"/>
